--- a/dokumenty/pojmova_mapa_programovani.docx
+++ b/dokumenty/pojmova_mapa_programovani.docx
@@ -44,7 +44,7 @@
           <w:sz w:val="24"/>
           <w:szCs w:val="24"/>
         </w:rPr>
-        <w:t>Zad</w:t>
+        <w:t xml:space="preserve">Zadáni: Ve dvojici sestavte pojmovou mapu. Pojmy z tohoto seznamu rozmístěte na papir a zakreslete šipky – každou šipku popište tak, aby vysvětlovala vztah mezi pojmy (např. "obsahuje", "vrací", "je typem", "dědi z" …). Nemusíte použít všechny pojmy, ale snažte se propojit co nejvíce z nich. </w:t>
       </w:r>
       <w:r>
         <w:rPr>
@@ -53,268 +53,7 @@
           <w:sz w:val="24"/>
           <w:szCs w:val="24"/>
         </w:rPr>
-        <w:t>á</w:t>
-      </w:r>
-      <w:r>
-        <w:rPr>
-          <w:rFonts w:eastAsia="Arial" w:cs="Arial" w:ascii="Arial" w:hAnsi="Arial"/>
-          <w:color w:val="333333"/>
-          <w:sz w:val="24"/>
-          <w:szCs w:val="24"/>
-        </w:rPr>
-        <w:t>ni: Ve dvojici sestavte pojmovou mapu. Pojmy z tohoto seznamu rozm</w:t>
-      </w:r>
-      <w:r>
-        <w:rPr>
-          <w:rFonts w:eastAsia="Arial" w:cs="Arial" w:ascii="Arial" w:hAnsi="Arial"/>
-          <w:color w:val="333333"/>
-          <w:sz w:val="24"/>
-          <w:szCs w:val="24"/>
-        </w:rPr>
-        <w:t>ístěte</w:t>
-      </w:r>
-      <w:r>
-        <w:rPr>
-          <w:rFonts w:eastAsia="Arial" w:cs="Arial" w:ascii="Arial" w:hAnsi="Arial"/>
-          <w:color w:val="333333"/>
-          <w:sz w:val="24"/>
-          <w:szCs w:val="24"/>
-        </w:rPr>
-        <w:t xml:space="preserve"> na papir a zakreslete </w:t>
-      </w:r>
-      <w:r>
-        <w:rPr>
-          <w:rFonts w:eastAsia="Arial" w:cs="Arial" w:ascii="Arial" w:hAnsi="Arial"/>
-          <w:color w:val="333333"/>
-          <w:sz w:val="24"/>
-          <w:szCs w:val="24"/>
-        </w:rPr>
-        <w:t>š</w:t>
-      </w:r>
-      <w:r>
-        <w:rPr>
-          <w:rFonts w:eastAsia="Arial" w:cs="Arial" w:ascii="Arial" w:hAnsi="Arial"/>
-          <w:color w:val="333333"/>
-          <w:sz w:val="24"/>
-          <w:szCs w:val="24"/>
-        </w:rPr>
-        <w:t>ipky – ka</w:t>
-      </w:r>
-      <w:r>
-        <w:rPr>
-          <w:rFonts w:eastAsia="Arial" w:cs="Arial" w:ascii="Arial" w:hAnsi="Arial"/>
-          <w:color w:val="333333"/>
-          <w:sz w:val="24"/>
-          <w:szCs w:val="24"/>
-        </w:rPr>
-        <w:t>ždou</w:t>
-      </w:r>
-      <w:r>
-        <w:rPr>
-          <w:rFonts w:eastAsia="Arial" w:cs="Arial" w:ascii="Arial" w:hAnsi="Arial"/>
-          <w:color w:val="333333"/>
-          <w:sz w:val="24"/>
-          <w:szCs w:val="24"/>
-        </w:rPr>
-        <w:t xml:space="preserve"> </w:t>
-      </w:r>
-      <w:r>
-        <w:rPr>
-          <w:rFonts w:eastAsia="Arial" w:cs="Arial" w:ascii="Arial" w:hAnsi="Arial"/>
-          <w:color w:val="333333"/>
-          <w:sz w:val="24"/>
-          <w:szCs w:val="24"/>
-        </w:rPr>
-        <w:t>š</w:t>
-      </w:r>
-      <w:r>
-        <w:rPr>
-          <w:rFonts w:eastAsia="Arial" w:cs="Arial" w:ascii="Arial" w:hAnsi="Arial"/>
-          <w:color w:val="333333"/>
-          <w:sz w:val="24"/>
-          <w:szCs w:val="24"/>
-        </w:rPr>
-        <w:t>ipku popi</w:t>
-      </w:r>
-      <w:r>
-        <w:rPr>
-          <w:rFonts w:eastAsia="Arial" w:cs="Arial" w:ascii="Arial" w:hAnsi="Arial"/>
-          <w:color w:val="333333"/>
-          <w:sz w:val="24"/>
-          <w:szCs w:val="24"/>
-        </w:rPr>
-        <w:t>š</w:t>
-      </w:r>
-      <w:r>
-        <w:rPr>
-          <w:rFonts w:eastAsia="Arial" w:cs="Arial" w:ascii="Arial" w:hAnsi="Arial"/>
-          <w:color w:val="333333"/>
-          <w:sz w:val="24"/>
-          <w:szCs w:val="24"/>
-        </w:rPr>
-        <w:t>te tak, aby vysv</w:t>
-      </w:r>
-      <w:r>
-        <w:rPr>
-          <w:rFonts w:eastAsia="Arial" w:cs="Arial" w:ascii="Arial" w:hAnsi="Arial"/>
-          <w:color w:val="333333"/>
-          <w:sz w:val="24"/>
-          <w:szCs w:val="24"/>
-        </w:rPr>
-        <w:t>ě</w:t>
-      </w:r>
-      <w:r>
-        <w:rPr>
-          <w:rFonts w:eastAsia="Arial" w:cs="Arial" w:ascii="Arial" w:hAnsi="Arial"/>
-          <w:color w:val="333333"/>
-          <w:sz w:val="24"/>
-          <w:szCs w:val="24"/>
-        </w:rPr>
-        <w:t>tlovala vztah mezi pojmy (nap</w:t>
-      </w:r>
-      <w:r>
-        <w:rPr>
-          <w:rFonts w:eastAsia="Arial" w:cs="Arial" w:ascii="Arial" w:hAnsi="Arial"/>
-          <w:color w:val="333333"/>
-          <w:sz w:val="24"/>
-          <w:szCs w:val="24"/>
-        </w:rPr>
-        <w:t>ř</w:t>
-      </w:r>
-      <w:r>
-        <w:rPr>
-          <w:rFonts w:eastAsia="Arial" w:cs="Arial" w:ascii="Arial" w:hAnsi="Arial"/>
-          <w:color w:val="333333"/>
-          <w:sz w:val="24"/>
-          <w:szCs w:val="24"/>
-        </w:rPr>
-        <w:t>. "obsahuje", "vrac</w:t>
-      </w:r>
-      <w:r>
-        <w:rPr>
-          <w:rFonts w:eastAsia="Arial" w:cs="Arial" w:ascii="Arial" w:hAnsi="Arial"/>
-          <w:color w:val="333333"/>
-          <w:sz w:val="24"/>
-          <w:szCs w:val="24"/>
-        </w:rPr>
-        <w:t>í</w:t>
-      </w:r>
-      <w:r>
-        <w:rPr>
-          <w:rFonts w:eastAsia="Arial" w:cs="Arial" w:ascii="Arial" w:hAnsi="Arial"/>
-          <w:color w:val="333333"/>
-          <w:sz w:val="24"/>
-          <w:szCs w:val="24"/>
-        </w:rPr>
-        <w:t>", "je typem", "d</w:t>
-      </w:r>
-      <w:r>
-        <w:rPr>
-          <w:rFonts w:eastAsia="Arial" w:cs="Arial" w:ascii="Arial" w:hAnsi="Arial"/>
-          <w:color w:val="333333"/>
-          <w:sz w:val="24"/>
-          <w:szCs w:val="24"/>
-        </w:rPr>
-        <w:t>ě</w:t>
-      </w:r>
-      <w:r>
-        <w:rPr>
-          <w:rFonts w:eastAsia="Arial" w:cs="Arial" w:ascii="Arial" w:hAnsi="Arial"/>
-          <w:color w:val="333333"/>
-          <w:sz w:val="24"/>
-          <w:szCs w:val="24"/>
-        </w:rPr>
-        <w:t>di z" …). Nemus</w:t>
-      </w:r>
-      <w:r>
-        <w:rPr>
-          <w:rFonts w:eastAsia="Arial" w:cs="Arial" w:ascii="Arial" w:hAnsi="Arial"/>
-          <w:color w:val="333333"/>
-          <w:sz w:val="24"/>
-          <w:szCs w:val="24"/>
-        </w:rPr>
-        <w:t>í</w:t>
-      </w:r>
-      <w:r>
-        <w:rPr>
-          <w:rFonts w:eastAsia="Arial" w:cs="Arial" w:ascii="Arial" w:hAnsi="Arial"/>
-          <w:color w:val="333333"/>
-          <w:sz w:val="24"/>
-          <w:szCs w:val="24"/>
-        </w:rPr>
-        <w:t>te pou</w:t>
-      </w:r>
-      <w:r>
-        <w:rPr>
-          <w:rFonts w:eastAsia="Arial" w:cs="Arial" w:ascii="Arial" w:hAnsi="Arial"/>
-          <w:color w:val="333333"/>
-          <w:sz w:val="24"/>
-          <w:szCs w:val="24"/>
-        </w:rPr>
-        <w:t>ží</w:t>
-      </w:r>
-      <w:r>
-        <w:rPr>
-          <w:rFonts w:eastAsia="Arial" w:cs="Arial" w:ascii="Arial" w:hAnsi="Arial"/>
-          <w:color w:val="333333"/>
-          <w:sz w:val="24"/>
-          <w:szCs w:val="24"/>
-        </w:rPr>
-        <w:t>t v</w:t>
-      </w:r>
-      <w:r>
-        <w:rPr>
-          <w:rFonts w:eastAsia="Arial" w:cs="Arial" w:ascii="Arial" w:hAnsi="Arial"/>
-          <w:color w:val="333333"/>
-          <w:sz w:val="24"/>
-          <w:szCs w:val="24"/>
-        </w:rPr>
-        <w:t>š</w:t>
-      </w:r>
-      <w:r>
-        <w:rPr>
-          <w:rFonts w:eastAsia="Arial" w:cs="Arial" w:ascii="Arial" w:hAnsi="Arial"/>
-          <w:color w:val="333333"/>
-          <w:sz w:val="24"/>
-          <w:szCs w:val="24"/>
-        </w:rPr>
-        <w:t>echny pojmy, ale sna</w:t>
-      </w:r>
-      <w:r>
-        <w:rPr>
-          <w:rFonts w:eastAsia="Arial" w:cs="Arial" w:ascii="Arial" w:hAnsi="Arial"/>
-          <w:color w:val="333333"/>
-          <w:sz w:val="24"/>
-          <w:szCs w:val="24"/>
-        </w:rPr>
-        <w:t>žt</w:t>
-      </w:r>
-      <w:r>
-        <w:rPr>
-          <w:rFonts w:eastAsia="Arial" w:cs="Arial" w:ascii="Arial" w:hAnsi="Arial"/>
-          <w:color w:val="333333"/>
-          <w:sz w:val="24"/>
-          <w:szCs w:val="24"/>
-        </w:rPr>
-        <w:t>e se propojit co nejv</w:t>
-      </w:r>
-      <w:r>
-        <w:rPr>
-          <w:rFonts w:eastAsia="Arial" w:cs="Arial" w:ascii="Arial" w:hAnsi="Arial"/>
-          <w:color w:val="333333"/>
-          <w:sz w:val="24"/>
-          <w:szCs w:val="24"/>
-        </w:rPr>
-        <w:t>í</w:t>
-      </w:r>
-      <w:r>
-        <w:rPr>
-          <w:rFonts w:eastAsia="Arial" w:cs="Arial" w:ascii="Arial" w:hAnsi="Arial"/>
-          <w:color w:val="333333"/>
-          <w:sz w:val="24"/>
-          <w:szCs w:val="24"/>
-        </w:rPr>
-        <w:t>ce z nich.</w:t>
+        <w:t>Připište k pojmům své definice.</w:t>
       </w:r>
     </w:p>
     <w:tbl>
@@ -333,8 +72,8 @@
       <w:tblGrid>
         <w:gridCol w:w="500"/>
         <w:gridCol w:w="3800"/>
-        <w:gridCol w:w="399"/>
-        <w:gridCol w:w="501"/>
+        <w:gridCol w:w="398"/>
+        <w:gridCol w:w="502"/>
         <w:gridCol w:w="3800"/>
       </w:tblGrid>
       <w:tr>
@@ -405,29 +144,29 @@
         </w:tc>
         <w:tc>
           <w:tcPr>
-            <w:tcW w:w="399" w:type="dxa"/>
-            <w:tcBorders/>
-          </w:tcPr>
-          <w:p>
-            <w:pPr>
-              <w:pStyle w:val="Normal"/>
-              <w:widowControl w:val="false"/>
-              <w:rPr>
-                <w:sz w:val="24"/>
-                <w:szCs w:val="24"/>
-              </w:rPr>
-            </w:pPr>
-            <w:r>
-              <w:rPr>
-                <w:sz w:val="24"/>
-                <w:szCs w:val="24"/>
-              </w:rPr>
-            </w:r>
-          </w:p>
-        </w:tc>
-        <w:tc>
-          <w:tcPr>
-            <w:tcW w:w="501" w:type="dxa"/>
+            <w:tcW w:w="398" w:type="dxa"/>
+            <w:tcBorders/>
+          </w:tcPr>
+          <w:p>
+            <w:pPr>
+              <w:pStyle w:val="Normal"/>
+              <w:widowControl w:val="false"/>
+              <w:rPr>
+                <w:sz w:val="24"/>
+                <w:szCs w:val="24"/>
+              </w:rPr>
+            </w:pPr>
+            <w:r>
+              <w:rPr>
+                <w:sz w:val="24"/>
+                <w:szCs w:val="24"/>
+              </w:rPr>
+            </w:r>
+          </w:p>
+        </w:tc>
+        <w:tc>
+          <w:tcPr>
+            <w:tcW w:w="502" w:type="dxa"/>
             <w:tcBorders/>
           </w:tcPr>
           <w:p>
@@ -556,29 +295,29 @@
         </w:tc>
         <w:tc>
           <w:tcPr>
-            <w:tcW w:w="399" w:type="dxa"/>
-            <w:tcBorders/>
-          </w:tcPr>
-          <w:p>
-            <w:pPr>
-              <w:pStyle w:val="Normal"/>
-              <w:widowControl w:val="false"/>
-              <w:rPr>
-                <w:sz w:val="24"/>
-                <w:szCs w:val="24"/>
-              </w:rPr>
-            </w:pPr>
-            <w:r>
-              <w:rPr>
-                <w:sz w:val="24"/>
-                <w:szCs w:val="24"/>
-              </w:rPr>
-            </w:r>
-          </w:p>
-        </w:tc>
-        <w:tc>
-          <w:tcPr>
-            <w:tcW w:w="501" w:type="dxa"/>
+            <w:tcW w:w="398" w:type="dxa"/>
+            <w:tcBorders/>
+          </w:tcPr>
+          <w:p>
+            <w:pPr>
+              <w:pStyle w:val="Normal"/>
+              <w:widowControl w:val="false"/>
+              <w:rPr>
+                <w:sz w:val="24"/>
+                <w:szCs w:val="24"/>
+              </w:rPr>
+            </w:pPr>
+            <w:r>
+              <w:rPr>
+                <w:sz w:val="24"/>
+                <w:szCs w:val="24"/>
+              </w:rPr>
+            </w:r>
+          </w:p>
+        </w:tc>
+        <w:tc>
+          <w:tcPr>
+            <w:tcW w:w="502" w:type="dxa"/>
             <w:tcBorders/>
           </w:tcPr>
           <w:p>
@@ -707,29 +446,29 @@
         </w:tc>
         <w:tc>
           <w:tcPr>
-            <w:tcW w:w="399" w:type="dxa"/>
-            <w:tcBorders/>
-          </w:tcPr>
-          <w:p>
-            <w:pPr>
-              <w:pStyle w:val="Normal"/>
-              <w:widowControl w:val="false"/>
-              <w:rPr>
-                <w:sz w:val="24"/>
-                <w:szCs w:val="24"/>
-              </w:rPr>
-            </w:pPr>
-            <w:r>
-              <w:rPr>
-                <w:sz w:val="24"/>
-                <w:szCs w:val="24"/>
-              </w:rPr>
-            </w:r>
-          </w:p>
-        </w:tc>
-        <w:tc>
-          <w:tcPr>
-            <w:tcW w:w="501" w:type="dxa"/>
+            <w:tcW w:w="398" w:type="dxa"/>
+            <w:tcBorders/>
+          </w:tcPr>
+          <w:p>
+            <w:pPr>
+              <w:pStyle w:val="Normal"/>
+              <w:widowControl w:val="false"/>
+              <w:rPr>
+                <w:sz w:val="24"/>
+                <w:szCs w:val="24"/>
+              </w:rPr>
+            </w:pPr>
+            <w:r>
+              <w:rPr>
+                <w:sz w:val="24"/>
+                <w:szCs w:val="24"/>
+              </w:rPr>
+            </w:r>
+          </w:p>
+        </w:tc>
+        <w:tc>
+          <w:tcPr>
+            <w:tcW w:w="502" w:type="dxa"/>
             <w:tcBorders/>
           </w:tcPr>
           <w:p>
@@ -858,29 +597,29 @@
         </w:tc>
         <w:tc>
           <w:tcPr>
-            <w:tcW w:w="399" w:type="dxa"/>
-            <w:tcBorders/>
-          </w:tcPr>
-          <w:p>
-            <w:pPr>
-              <w:pStyle w:val="Normal"/>
-              <w:widowControl w:val="false"/>
-              <w:rPr>
-                <w:sz w:val="24"/>
-                <w:szCs w:val="24"/>
-              </w:rPr>
-            </w:pPr>
-            <w:r>
-              <w:rPr>
-                <w:sz w:val="24"/>
-                <w:szCs w:val="24"/>
-              </w:rPr>
-            </w:r>
-          </w:p>
-        </w:tc>
-        <w:tc>
-          <w:tcPr>
-            <w:tcW w:w="501" w:type="dxa"/>
+            <w:tcW w:w="398" w:type="dxa"/>
+            <w:tcBorders/>
+          </w:tcPr>
+          <w:p>
+            <w:pPr>
+              <w:pStyle w:val="Normal"/>
+              <w:widowControl w:val="false"/>
+              <w:rPr>
+                <w:sz w:val="24"/>
+                <w:szCs w:val="24"/>
+              </w:rPr>
+            </w:pPr>
+            <w:r>
+              <w:rPr>
+                <w:sz w:val="24"/>
+                <w:szCs w:val="24"/>
+              </w:rPr>
+            </w:r>
+          </w:p>
+        </w:tc>
+        <w:tc>
+          <w:tcPr>
+            <w:tcW w:w="502" w:type="dxa"/>
             <w:tcBorders/>
           </w:tcPr>
           <w:p>
@@ -1009,29 +748,29 @@
         </w:tc>
         <w:tc>
           <w:tcPr>
-            <w:tcW w:w="399" w:type="dxa"/>
-            <w:tcBorders/>
-          </w:tcPr>
-          <w:p>
-            <w:pPr>
-              <w:pStyle w:val="Normal"/>
-              <w:widowControl w:val="false"/>
-              <w:rPr>
-                <w:sz w:val="24"/>
-                <w:szCs w:val="24"/>
-              </w:rPr>
-            </w:pPr>
-            <w:r>
-              <w:rPr>
-                <w:sz w:val="24"/>
-                <w:szCs w:val="24"/>
-              </w:rPr>
-            </w:r>
-          </w:p>
-        </w:tc>
-        <w:tc>
-          <w:tcPr>
-            <w:tcW w:w="501" w:type="dxa"/>
+            <w:tcW w:w="398" w:type="dxa"/>
+            <w:tcBorders/>
+          </w:tcPr>
+          <w:p>
+            <w:pPr>
+              <w:pStyle w:val="Normal"/>
+              <w:widowControl w:val="false"/>
+              <w:rPr>
+                <w:sz w:val="24"/>
+                <w:szCs w:val="24"/>
+              </w:rPr>
+            </w:pPr>
+            <w:r>
+              <w:rPr>
+                <w:sz w:val="24"/>
+                <w:szCs w:val="24"/>
+              </w:rPr>
+            </w:r>
+          </w:p>
+        </w:tc>
+        <w:tc>
+          <w:tcPr>
+            <w:tcW w:w="502" w:type="dxa"/>
             <w:tcBorders/>
           </w:tcPr>
           <w:p>
@@ -1160,29 +899,29 @@
         </w:tc>
         <w:tc>
           <w:tcPr>
-            <w:tcW w:w="399" w:type="dxa"/>
-            <w:tcBorders/>
-          </w:tcPr>
-          <w:p>
-            <w:pPr>
-              <w:pStyle w:val="Normal"/>
-              <w:widowControl w:val="false"/>
-              <w:rPr>
-                <w:sz w:val="24"/>
-                <w:szCs w:val="24"/>
-              </w:rPr>
-            </w:pPr>
-            <w:r>
-              <w:rPr>
-                <w:sz w:val="24"/>
-                <w:szCs w:val="24"/>
-              </w:rPr>
-            </w:r>
-          </w:p>
-        </w:tc>
-        <w:tc>
-          <w:tcPr>
-            <w:tcW w:w="501" w:type="dxa"/>
+            <w:tcW w:w="398" w:type="dxa"/>
+            <w:tcBorders/>
+          </w:tcPr>
+          <w:p>
+            <w:pPr>
+              <w:pStyle w:val="Normal"/>
+              <w:widowControl w:val="false"/>
+              <w:rPr>
+                <w:sz w:val="24"/>
+                <w:szCs w:val="24"/>
+              </w:rPr>
+            </w:pPr>
+            <w:r>
+              <w:rPr>
+                <w:sz w:val="24"/>
+                <w:szCs w:val="24"/>
+              </w:rPr>
+            </w:r>
+          </w:p>
+        </w:tc>
+        <w:tc>
+          <w:tcPr>
+            <w:tcW w:w="502" w:type="dxa"/>
             <w:tcBorders/>
           </w:tcPr>
           <w:p>
@@ -1311,29 +1050,29 @@
         </w:tc>
         <w:tc>
           <w:tcPr>
-            <w:tcW w:w="399" w:type="dxa"/>
-            <w:tcBorders/>
-          </w:tcPr>
-          <w:p>
-            <w:pPr>
-              <w:pStyle w:val="Normal"/>
-              <w:widowControl w:val="false"/>
-              <w:rPr>
-                <w:sz w:val="24"/>
-                <w:szCs w:val="24"/>
-              </w:rPr>
-            </w:pPr>
-            <w:r>
-              <w:rPr>
-                <w:sz w:val="24"/>
-                <w:szCs w:val="24"/>
-              </w:rPr>
-            </w:r>
-          </w:p>
-        </w:tc>
-        <w:tc>
-          <w:tcPr>
-            <w:tcW w:w="501" w:type="dxa"/>
+            <w:tcW w:w="398" w:type="dxa"/>
+            <w:tcBorders/>
+          </w:tcPr>
+          <w:p>
+            <w:pPr>
+              <w:pStyle w:val="Normal"/>
+              <w:widowControl w:val="false"/>
+              <w:rPr>
+                <w:sz w:val="24"/>
+                <w:szCs w:val="24"/>
+              </w:rPr>
+            </w:pPr>
+            <w:r>
+              <w:rPr>
+                <w:sz w:val="24"/>
+                <w:szCs w:val="24"/>
+              </w:rPr>
+            </w:r>
+          </w:p>
+        </w:tc>
+        <w:tc>
+          <w:tcPr>
+            <w:tcW w:w="502" w:type="dxa"/>
             <w:tcBorders/>
           </w:tcPr>
           <w:p>
@@ -1462,29 +1201,29 @@
         </w:tc>
         <w:tc>
           <w:tcPr>
-            <w:tcW w:w="399" w:type="dxa"/>
-            <w:tcBorders/>
-          </w:tcPr>
-          <w:p>
-            <w:pPr>
-              <w:pStyle w:val="Normal"/>
-              <w:widowControl w:val="false"/>
-              <w:rPr>
-                <w:sz w:val="24"/>
-                <w:szCs w:val="24"/>
-              </w:rPr>
-            </w:pPr>
-            <w:r>
-              <w:rPr>
-                <w:sz w:val="24"/>
-                <w:szCs w:val="24"/>
-              </w:rPr>
-            </w:r>
-          </w:p>
-        </w:tc>
-        <w:tc>
-          <w:tcPr>
-            <w:tcW w:w="501" w:type="dxa"/>
+            <w:tcW w:w="398" w:type="dxa"/>
+            <w:tcBorders/>
+          </w:tcPr>
+          <w:p>
+            <w:pPr>
+              <w:pStyle w:val="Normal"/>
+              <w:widowControl w:val="false"/>
+              <w:rPr>
+                <w:sz w:val="24"/>
+                <w:szCs w:val="24"/>
+              </w:rPr>
+            </w:pPr>
+            <w:r>
+              <w:rPr>
+                <w:sz w:val="24"/>
+                <w:szCs w:val="24"/>
+              </w:rPr>
+            </w:r>
+          </w:p>
+        </w:tc>
+        <w:tc>
+          <w:tcPr>
+            <w:tcW w:w="502" w:type="dxa"/>
             <w:tcBorders/>
           </w:tcPr>
           <w:p>
@@ -1613,29 +1352,29 @@
         </w:tc>
         <w:tc>
           <w:tcPr>
-            <w:tcW w:w="399" w:type="dxa"/>
-            <w:tcBorders/>
-          </w:tcPr>
-          <w:p>
-            <w:pPr>
-              <w:pStyle w:val="Normal"/>
-              <w:widowControl w:val="false"/>
-              <w:rPr>
-                <w:sz w:val="24"/>
-                <w:szCs w:val="24"/>
-              </w:rPr>
-            </w:pPr>
-            <w:r>
-              <w:rPr>
-                <w:sz w:val="24"/>
-                <w:szCs w:val="24"/>
-              </w:rPr>
-            </w:r>
-          </w:p>
-        </w:tc>
-        <w:tc>
-          <w:tcPr>
-            <w:tcW w:w="501" w:type="dxa"/>
+            <w:tcW w:w="398" w:type="dxa"/>
+            <w:tcBorders/>
+          </w:tcPr>
+          <w:p>
+            <w:pPr>
+              <w:pStyle w:val="Normal"/>
+              <w:widowControl w:val="false"/>
+              <w:rPr>
+                <w:sz w:val="24"/>
+                <w:szCs w:val="24"/>
+              </w:rPr>
+            </w:pPr>
+            <w:r>
+              <w:rPr>
+                <w:sz w:val="24"/>
+                <w:szCs w:val="24"/>
+              </w:rPr>
+            </w:r>
+          </w:p>
+        </w:tc>
+        <w:tc>
+          <w:tcPr>
+            <w:tcW w:w="502" w:type="dxa"/>
             <w:tcBorders/>
           </w:tcPr>
           <w:p>
@@ -1764,29 +1503,29 @@
         </w:tc>
         <w:tc>
           <w:tcPr>
-            <w:tcW w:w="399" w:type="dxa"/>
-            <w:tcBorders/>
-          </w:tcPr>
-          <w:p>
-            <w:pPr>
-              <w:pStyle w:val="Normal"/>
-              <w:widowControl w:val="false"/>
-              <w:rPr>
-                <w:sz w:val="24"/>
-                <w:szCs w:val="24"/>
-              </w:rPr>
-            </w:pPr>
-            <w:r>
-              <w:rPr>
-                <w:sz w:val="24"/>
-                <w:szCs w:val="24"/>
-              </w:rPr>
-            </w:r>
-          </w:p>
-        </w:tc>
-        <w:tc>
-          <w:tcPr>
-            <w:tcW w:w="501" w:type="dxa"/>
+            <w:tcW w:w="398" w:type="dxa"/>
+            <w:tcBorders/>
+          </w:tcPr>
+          <w:p>
+            <w:pPr>
+              <w:pStyle w:val="Normal"/>
+              <w:widowControl w:val="false"/>
+              <w:rPr>
+                <w:sz w:val="24"/>
+                <w:szCs w:val="24"/>
+              </w:rPr>
+            </w:pPr>
+            <w:r>
+              <w:rPr>
+                <w:sz w:val="24"/>
+                <w:szCs w:val="24"/>
+              </w:rPr>
+            </w:r>
+          </w:p>
+        </w:tc>
+        <w:tc>
+          <w:tcPr>
+            <w:tcW w:w="502" w:type="dxa"/>
             <w:tcBorders/>
           </w:tcPr>
           <w:p>
@@ -1915,29 +1654,29 @@
         </w:tc>
         <w:tc>
           <w:tcPr>
-            <w:tcW w:w="399" w:type="dxa"/>
-            <w:tcBorders/>
-          </w:tcPr>
-          <w:p>
-            <w:pPr>
-              <w:pStyle w:val="Normal"/>
-              <w:widowControl w:val="false"/>
-              <w:rPr>
-                <w:sz w:val="24"/>
-                <w:szCs w:val="24"/>
-              </w:rPr>
-            </w:pPr>
-            <w:r>
-              <w:rPr>
-                <w:sz w:val="24"/>
-                <w:szCs w:val="24"/>
-              </w:rPr>
-            </w:r>
-          </w:p>
-        </w:tc>
-        <w:tc>
-          <w:tcPr>
-            <w:tcW w:w="501" w:type="dxa"/>
+            <w:tcW w:w="398" w:type="dxa"/>
+            <w:tcBorders/>
+          </w:tcPr>
+          <w:p>
+            <w:pPr>
+              <w:pStyle w:val="Normal"/>
+              <w:widowControl w:val="false"/>
+              <w:rPr>
+                <w:sz w:val="24"/>
+                <w:szCs w:val="24"/>
+              </w:rPr>
+            </w:pPr>
+            <w:r>
+              <w:rPr>
+                <w:sz w:val="24"/>
+                <w:szCs w:val="24"/>
+              </w:rPr>
+            </w:r>
+          </w:p>
+        </w:tc>
+        <w:tc>
+          <w:tcPr>
+            <w:tcW w:w="502" w:type="dxa"/>
             <w:tcBorders/>
           </w:tcPr>
           <w:p>
@@ -2066,29 +1805,29 @@
         </w:tc>
         <w:tc>
           <w:tcPr>
-            <w:tcW w:w="399" w:type="dxa"/>
-            <w:tcBorders/>
-          </w:tcPr>
-          <w:p>
-            <w:pPr>
-              <w:pStyle w:val="Normal"/>
-              <w:widowControl w:val="false"/>
-              <w:rPr>
-                <w:sz w:val="24"/>
-                <w:szCs w:val="24"/>
-              </w:rPr>
-            </w:pPr>
-            <w:r>
-              <w:rPr>
-                <w:sz w:val="24"/>
-                <w:szCs w:val="24"/>
-              </w:rPr>
-            </w:r>
-          </w:p>
-        </w:tc>
-        <w:tc>
-          <w:tcPr>
-            <w:tcW w:w="501" w:type="dxa"/>
+            <w:tcW w:w="398" w:type="dxa"/>
+            <w:tcBorders/>
+          </w:tcPr>
+          <w:p>
+            <w:pPr>
+              <w:pStyle w:val="Normal"/>
+              <w:widowControl w:val="false"/>
+              <w:rPr>
+                <w:sz w:val="24"/>
+                <w:szCs w:val="24"/>
+              </w:rPr>
+            </w:pPr>
+            <w:r>
+              <w:rPr>
+                <w:sz w:val="24"/>
+                <w:szCs w:val="24"/>
+              </w:rPr>
+            </w:r>
+          </w:p>
+        </w:tc>
+        <w:tc>
+          <w:tcPr>
+            <w:tcW w:w="502" w:type="dxa"/>
             <w:tcBorders/>
           </w:tcPr>
           <w:p>
@@ -2217,29 +1956,29 @@
         </w:tc>
         <w:tc>
           <w:tcPr>
-            <w:tcW w:w="399" w:type="dxa"/>
-            <w:tcBorders/>
-          </w:tcPr>
-          <w:p>
-            <w:pPr>
-              <w:pStyle w:val="Normal"/>
-              <w:widowControl w:val="false"/>
-              <w:rPr>
-                <w:sz w:val="24"/>
-                <w:szCs w:val="24"/>
-              </w:rPr>
-            </w:pPr>
-            <w:r>
-              <w:rPr>
-                <w:sz w:val="24"/>
-                <w:szCs w:val="24"/>
-              </w:rPr>
-            </w:r>
-          </w:p>
-        </w:tc>
-        <w:tc>
-          <w:tcPr>
-            <w:tcW w:w="501" w:type="dxa"/>
+            <w:tcW w:w="398" w:type="dxa"/>
+            <w:tcBorders/>
+          </w:tcPr>
+          <w:p>
+            <w:pPr>
+              <w:pStyle w:val="Normal"/>
+              <w:widowControl w:val="false"/>
+              <w:rPr>
+                <w:sz w:val="24"/>
+                <w:szCs w:val="24"/>
+              </w:rPr>
+            </w:pPr>
+            <w:r>
+              <w:rPr>
+                <w:sz w:val="24"/>
+                <w:szCs w:val="24"/>
+              </w:rPr>
+            </w:r>
+          </w:p>
+        </w:tc>
+        <w:tc>
+          <w:tcPr>
+            <w:tcW w:w="502" w:type="dxa"/>
             <w:tcBorders/>
           </w:tcPr>
           <w:p>
@@ -2368,29 +2107,29 @@
         </w:tc>
         <w:tc>
           <w:tcPr>
-            <w:tcW w:w="399" w:type="dxa"/>
-            <w:tcBorders/>
-          </w:tcPr>
-          <w:p>
-            <w:pPr>
-              <w:pStyle w:val="Normal"/>
-              <w:widowControl w:val="false"/>
-              <w:rPr>
-                <w:sz w:val="24"/>
-                <w:szCs w:val="24"/>
-              </w:rPr>
-            </w:pPr>
-            <w:r>
-              <w:rPr>
-                <w:sz w:val="24"/>
-                <w:szCs w:val="24"/>
-              </w:rPr>
-            </w:r>
-          </w:p>
-        </w:tc>
-        <w:tc>
-          <w:tcPr>
-            <w:tcW w:w="501" w:type="dxa"/>
+            <w:tcW w:w="398" w:type="dxa"/>
+            <w:tcBorders/>
+          </w:tcPr>
+          <w:p>
+            <w:pPr>
+              <w:pStyle w:val="Normal"/>
+              <w:widowControl w:val="false"/>
+              <w:rPr>
+                <w:sz w:val="24"/>
+                <w:szCs w:val="24"/>
+              </w:rPr>
+            </w:pPr>
+            <w:r>
+              <w:rPr>
+                <w:sz w:val="24"/>
+                <w:szCs w:val="24"/>
+              </w:rPr>
+            </w:r>
+          </w:p>
+        </w:tc>
+        <w:tc>
+          <w:tcPr>
+            <w:tcW w:w="502" w:type="dxa"/>
             <w:tcBorders/>
           </w:tcPr>
           <w:p>
@@ -2519,29 +2258,29 @@
         </w:tc>
         <w:tc>
           <w:tcPr>
-            <w:tcW w:w="399" w:type="dxa"/>
-            <w:tcBorders/>
-          </w:tcPr>
-          <w:p>
-            <w:pPr>
-              <w:pStyle w:val="Normal"/>
-              <w:widowControl w:val="false"/>
-              <w:rPr>
-                <w:sz w:val="24"/>
-                <w:szCs w:val="24"/>
-              </w:rPr>
-            </w:pPr>
-            <w:r>
-              <w:rPr>
-                <w:sz w:val="24"/>
-                <w:szCs w:val="24"/>
-              </w:rPr>
-            </w:r>
-          </w:p>
-        </w:tc>
-        <w:tc>
-          <w:tcPr>
-            <w:tcW w:w="501" w:type="dxa"/>
+            <w:tcW w:w="398" w:type="dxa"/>
+            <w:tcBorders/>
+          </w:tcPr>
+          <w:p>
+            <w:pPr>
+              <w:pStyle w:val="Normal"/>
+              <w:widowControl w:val="false"/>
+              <w:rPr>
+                <w:sz w:val="24"/>
+                <w:szCs w:val="24"/>
+              </w:rPr>
+            </w:pPr>
+            <w:r>
+              <w:rPr>
+                <w:sz w:val="24"/>
+                <w:szCs w:val="24"/>
+              </w:rPr>
+            </w:r>
+          </w:p>
+        </w:tc>
+        <w:tc>
+          <w:tcPr>
+            <w:tcW w:w="502" w:type="dxa"/>
             <w:tcBorders/>
           </w:tcPr>
           <w:p>
@@ -2670,29 +2409,29 @@
         </w:tc>
         <w:tc>
           <w:tcPr>
-            <w:tcW w:w="399" w:type="dxa"/>
-            <w:tcBorders/>
-          </w:tcPr>
-          <w:p>
-            <w:pPr>
-              <w:pStyle w:val="Normal"/>
-              <w:widowControl w:val="false"/>
-              <w:rPr>
-                <w:sz w:val="24"/>
-                <w:szCs w:val="24"/>
-              </w:rPr>
-            </w:pPr>
-            <w:r>
-              <w:rPr>
-                <w:sz w:val="24"/>
-                <w:szCs w:val="24"/>
-              </w:rPr>
-            </w:r>
-          </w:p>
-        </w:tc>
-        <w:tc>
-          <w:tcPr>
-            <w:tcW w:w="501" w:type="dxa"/>
+            <w:tcW w:w="398" w:type="dxa"/>
+            <w:tcBorders/>
+          </w:tcPr>
+          <w:p>
+            <w:pPr>
+              <w:pStyle w:val="Normal"/>
+              <w:widowControl w:val="false"/>
+              <w:rPr>
+                <w:sz w:val="24"/>
+                <w:szCs w:val="24"/>
+              </w:rPr>
+            </w:pPr>
+            <w:r>
+              <w:rPr>
+                <w:sz w:val="24"/>
+                <w:szCs w:val="24"/>
+              </w:rPr>
+            </w:r>
+          </w:p>
+        </w:tc>
+        <w:tc>
+          <w:tcPr>
+            <w:tcW w:w="502" w:type="dxa"/>
             <w:tcBorders/>
           </w:tcPr>
           <w:p>
@@ -2821,29 +2560,29 @@
         </w:tc>
         <w:tc>
           <w:tcPr>
-            <w:tcW w:w="399" w:type="dxa"/>
-            <w:tcBorders/>
-          </w:tcPr>
-          <w:p>
-            <w:pPr>
-              <w:pStyle w:val="Normal"/>
-              <w:widowControl w:val="false"/>
-              <w:rPr>
-                <w:sz w:val="24"/>
-                <w:szCs w:val="24"/>
-              </w:rPr>
-            </w:pPr>
-            <w:r>
-              <w:rPr>
-                <w:sz w:val="24"/>
-                <w:szCs w:val="24"/>
-              </w:rPr>
-            </w:r>
-          </w:p>
-        </w:tc>
-        <w:tc>
-          <w:tcPr>
-            <w:tcW w:w="501" w:type="dxa"/>
+            <w:tcW w:w="398" w:type="dxa"/>
+            <w:tcBorders/>
+          </w:tcPr>
+          <w:p>
+            <w:pPr>
+              <w:pStyle w:val="Normal"/>
+              <w:widowControl w:val="false"/>
+              <w:rPr>
+                <w:sz w:val="24"/>
+                <w:szCs w:val="24"/>
+              </w:rPr>
+            </w:pPr>
+            <w:r>
+              <w:rPr>
+                <w:sz w:val="24"/>
+                <w:szCs w:val="24"/>
+              </w:rPr>
+            </w:r>
+          </w:p>
+        </w:tc>
+        <w:tc>
+          <w:tcPr>
+            <w:tcW w:w="502" w:type="dxa"/>
             <w:tcBorders/>
           </w:tcPr>
           <w:p>
@@ -2972,29 +2711,29 @@
         </w:tc>
         <w:tc>
           <w:tcPr>
-            <w:tcW w:w="399" w:type="dxa"/>
-            <w:tcBorders/>
-          </w:tcPr>
-          <w:p>
-            <w:pPr>
-              <w:pStyle w:val="Normal"/>
-              <w:widowControl w:val="false"/>
-              <w:rPr>
-                <w:sz w:val="24"/>
-                <w:szCs w:val="24"/>
-              </w:rPr>
-            </w:pPr>
-            <w:r>
-              <w:rPr>
-                <w:sz w:val="24"/>
-                <w:szCs w:val="24"/>
-              </w:rPr>
-            </w:r>
-          </w:p>
-        </w:tc>
-        <w:tc>
-          <w:tcPr>
-            <w:tcW w:w="501" w:type="dxa"/>
+            <w:tcW w:w="398" w:type="dxa"/>
+            <w:tcBorders/>
+          </w:tcPr>
+          <w:p>
+            <w:pPr>
+              <w:pStyle w:val="Normal"/>
+              <w:widowControl w:val="false"/>
+              <w:rPr>
+                <w:sz w:val="24"/>
+                <w:szCs w:val="24"/>
+              </w:rPr>
+            </w:pPr>
+            <w:r>
+              <w:rPr>
+                <w:sz w:val="24"/>
+                <w:szCs w:val="24"/>
+              </w:rPr>
+            </w:r>
+          </w:p>
+        </w:tc>
+        <w:tc>
+          <w:tcPr>
+            <w:tcW w:w="502" w:type="dxa"/>
             <w:tcBorders/>
           </w:tcPr>
           <w:p>
@@ -3123,29 +2862,29 @@
         </w:tc>
         <w:tc>
           <w:tcPr>
-            <w:tcW w:w="399" w:type="dxa"/>
-            <w:tcBorders/>
-          </w:tcPr>
-          <w:p>
-            <w:pPr>
-              <w:pStyle w:val="Normal"/>
-              <w:widowControl w:val="false"/>
-              <w:rPr>
-                <w:sz w:val="24"/>
-                <w:szCs w:val="24"/>
-              </w:rPr>
-            </w:pPr>
-            <w:r>
-              <w:rPr>
-                <w:sz w:val="24"/>
-                <w:szCs w:val="24"/>
-              </w:rPr>
-            </w:r>
-          </w:p>
-        </w:tc>
-        <w:tc>
-          <w:tcPr>
-            <w:tcW w:w="501" w:type="dxa"/>
+            <w:tcW w:w="398" w:type="dxa"/>
+            <w:tcBorders/>
+          </w:tcPr>
+          <w:p>
+            <w:pPr>
+              <w:pStyle w:val="Normal"/>
+              <w:widowControl w:val="false"/>
+              <w:rPr>
+                <w:sz w:val="24"/>
+                <w:szCs w:val="24"/>
+              </w:rPr>
+            </w:pPr>
+            <w:r>
+              <w:rPr>
+                <w:sz w:val="24"/>
+                <w:szCs w:val="24"/>
+              </w:rPr>
+            </w:r>
+          </w:p>
+        </w:tc>
+        <w:tc>
+          <w:tcPr>
+            <w:tcW w:w="502" w:type="dxa"/>
             <w:tcBorders/>
           </w:tcPr>
           <w:p>
@@ -3274,29 +3013,29 @@
         </w:tc>
         <w:tc>
           <w:tcPr>
-            <w:tcW w:w="399" w:type="dxa"/>
-            <w:tcBorders/>
-          </w:tcPr>
-          <w:p>
-            <w:pPr>
-              <w:pStyle w:val="Normal"/>
-              <w:widowControl w:val="false"/>
-              <w:rPr>
-                <w:sz w:val="24"/>
-                <w:szCs w:val="24"/>
-              </w:rPr>
-            </w:pPr>
-            <w:r>
-              <w:rPr>
-                <w:sz w:val="24"/>
-                <w:szCs w:val="24"/>
-              </w:rPr>
-            </w:r>
-          </w:p>
-        </w:tc>
-        <w:tc>
-          <w:tcPr>
-            <w:tcW w:w="501" w:type="dxa"/>
+            <w:tcW w:w="398" w:type="dxa"/>
+            <w:tcBorders/>
+          </w:tcPr>
+          <w:p>
+            <w:pPr>
+              <w:pStyle w:val="Normal"/>
+              <w:widowControl w:val="false"/>
+              <w:rPr>
+                <w:sz w:val="24"/>
+                <w:szCs w:val="24"/>
+              </w:rPr>
+            </w:pPr>
+            <w:r>
+              <w:rPr>
+                <w:sz w:val="24"/>
+                <w:szCs w:val="24"/>
+              </w:rPr>
+            </w:r>
+          </w:p>
+        </w:tc>
+        <w:tc>
+          <w:tcPr>
+            <w:tcW w:w="502" w:type="dxa"/>
             <w:tcBorders/>
           </w:tcPr>
           <w:p>
@@ -3410,6 +3149,7 @@
     <w:qFormat/>
     <w:pPr>
       <w:widowControl/>
+      <w:suppressAutoHyphens w:val="true"/>
       <w:bidi w:val="0"/>
       <w:spacing w:before="0" w:after="0"/>
       <w:jc w:val="left"/>
@@ -3594,6 +3334,7 @@
     <w:qFormat/>
     <w:pPr>
       <w:widowControl/>
+      <w:suppressAutoHyphens w:val="true"/>
       <w:bidi w:val="0"/>
       <w:spacing w:before="0" w:after="0"/>
       <w:jc w:val="left"/>
@@ -3614,6 +3355,7 @@
     <w:qFormat/>
     <w:pPr>
       <w:widowControl/>
+      <w:suppressAutoHyphens w:val="true"/>
       <w:bidi w:val="0"/>
       <w:spacing w:before="0" w:after="0"/>
       <w:jc w:val="left"/>
